--- a/docs/files/Corporate_Governance_Statement__Policy_2026-05.docx
+++ b/docs/files/Corporate_Governance_Statement__Policy_2026-05.docx
@@ -19,7 +19,7 @@
               <a:graphicData uri="http://schemas.openxmlformats.org/drawingml/2006/picture">
                 <pic:pic>
                   <pic:nvPicPr>
-                    <pic:cNvPr id="0" name="tmpobfdf5jh.png"/>
+                    <pic:cNvPr id="0" name="tmp5r39jb9b.png"/>
                     <pic:cNvPicPr/>
                   </pic:nvPicPr>
                   <pic:blipFill>
@@ -4769,127 +4769,6 @@
         <w:t>BioMar complies with all of the Danish Recommendations on Corporate Governance except for one recommendation (no. 3.4.2) as follows: The majority of the members of the Remuneration and Nomination Committee are not considered independent as only one of two members is considered independent. The composition of the board committees is determined by the Board of Directors based on a number of criteria and considerations, including competences and capabilities as well as the Company’s shareholder composition. Independency is an important part of such assessment, but the Board of Directors does not believe that it should be the only decisive factor when assessing the optimal composition of its committees. In particular in relation to the Remuneration and Nomination Committee, the Board of Directors finds it important that at least one board member associated with the majority shareholder is represented in the Company’s Remuneration and Nomination Committee.</w:t>
       </w:r>
     </w:p>
-    <w:p/>
-    <w:tbl>
-      <w:tblPr>
-        <w:tblStyle w:val="TableGrid"/>
-        <w:tblW w:type="auto" w:w="0"/>
-        <w:jc w:val="center"/>
-        <w:tblLook w:firstColumn="1" w:firstRow="1" w:lastColumn="0" w:lastRow="0" w:noHBand="0" w:noVBand="1" w:val="04A0"/>
-      </w:tblPr>
-      <w:tblGrid>
-        <w:gridCol w:w="5103"/>
-        <w:gridCol w:w="5103"/>
-      </w:tblGrid>
-      <w:tr>
-        <w:tc>
-          <w:tcPr>
-            <w:tcW w:type="dxa" w:w="5103"/>
-            <w:shd w:val="clear" w:fill="1C4076"/>
-          </w:tcPr>
-          <w:p>
-            <w:r>
-              <w:rPr>
-                <w:rFonts w:ascii="Avenir Next LT Pro" w:hAnsi="Avenir Next LT Pro"/>
-                <w:b/>
-                <w:color w:val="FFFFFF"/>
-                <w:sz w:val="20"/>
-              </w:rPr>
-              <w:t>Version history</w:t>
-            </w:r>
-          </w:p>
-        </w:tc>
-        <w:tc>
-          <w:tcPr>
-            <w:tcW w:type="dxa" w:w="5103"/>
-            <w:shd w:val="clear" w:fill="1C4076"/>
-          </w:tcPr>
-          <w:p>
-            <w:r>
-              <w:rPr>
-                <w:rFonts w:ascii="Avenir Next LT Pro" w:hAnsi="Avenir Next LT Pro"/>
-                <w:b/>
-                <w:color w:val="FFFFFF"/>
-                <w:sz w:val="20"/>
-              </w:rPr>
-              <w:t>Owner and approver</w:t>
-            </w:r>
-          </w:p>
-        </w:tc>
-      </w:tr>
-      <w:tr>
-        <w:tc>
-          <w:tcPr>
-            <w:tcW w:type="dxa" w:w="5103"/>
-          </w:tcPr>
-          <w:p>
-            <w:r>
-              <w:rPr>
-                <w:rFonts w:ascii="Avenir Next LT Pro" w:hAnsi="Avenir Next LT Pro"/>
-                <w:b/>
-                <w:color w:val="1C4076"/>
-                <w:sz w:val="18"/>
-              </w:rPr>
-              <w:t xml:space="preserve">Version 1: </w:t>
-            </w:r>
-            <w:r>
-              <w:rPr>
-                <w:rFonts w:ascii="Avenir Next LT Pro" w:hAnsi="Avenir Next LT Pro"/>
-                <w:b w:val="0"/>
-                <w:color w:val="1C4076"/>
-                <w:sz w:val="18"/>
-              </w:rPr>
-              <w:t>May 2026</w:t>
-            </w:r>
-          </w:p>
-        </w:tc>
-        <w:tc>
-          <w:tcPr>
-            <w:tcW w:type="dxa" w:w="5103"/>
-          </w:tcPr>
-          <w:p>
-            <w:r>
-              <w:rPr>
-                <w:rFonts w:ascii="Avenir Next LT Pro" w:hAnsi="Avenir Next LT Pro"/>
-                <w:b/>
-                <w:color w:val="1C4076"/>
-                <w:sz w:val="18"/>
-              </w:rPr>
-              <w:t xml:space="preserve">Owner: </w:t>
-            </w:r>
-            <w:r>
-              <w:rPr>
-                <w:rFonts w:ascii="Avenir Next LT Pro" w:hAnsi="Avenir Next LT Pro"/>
-                <w:b w:val="0"/>
-                <w:color w:val="1C4076"/>
-                <w:sz w:val="18"/>
-              </w:rPr>
-              <w:t>Group Legal</w:t>
-            </w:r>
-          </w:p>
-          <w:p>
-            <w:r>
-              <w:rPr>
-                <w:rFonts w:ascii="Avenir Next LT Pro" w:hAnsi="Avenir Next LT Pro"/>
-                <w:b/>
-                <w:color w:val="1C4076"/>
-                <w:sz w:val="18"/>
-              </w:rPr>
-              <w:t xml:space="preserve">Approver: </w:t>
-            </w:r>
-            <w:r>
-              <w:rPr>
-                <w:rFonts w:ascii="Avenir Next LT Pro" w:hAnsi="Avenir Next LT Pro"/>
-                <w:b w:val="0"/>
-                <w:color w:val="1C4076"/>
-                <w:sz w:val="18"/>
-              </w:rPr>
-              <w:t>Board of Directors</w:t>
-            </w:r>
-          </w:p>
-        </w:tc>
-      </w:tr>
-    </w:tbl>
     <w:sectPr>
       <w:headerReference w:type="default" r:id="rId10"/>
       <w:footerReference w:type="default" r:id="rId11"/>
